--- a/实验报告.docx
+++ b/实验报告.docx
@@ -9,7 +9,7 @@
         <w:ind w:firstLineChars="0" w:firstLine="0"/>
         <w:jc w:val="center"/>
         <w:rPr>
-          <w:rFonts w:cs="Times New Roman" w:hint="eastAsia"/>
+          <w:rFonts w:cs="Times New Roman"/>
           <w:sz w:val="28"/>
           <w:szCs w:val="28"/>
           <w14:ligatures w14:val="none"/>
@@ -154,11 +154,42 @@
         <w:spacing w:beforeLines="0" w:before="0" w:afterLines="0" w:after="0" w:line="240" w:lineRule="auto"/>
         <w:ind w:firstLineChars="0" w:firstLine="2400"/>
         <w:rPr>
+          <w:rFonts w:cs="Times New Roman"/>
+          <w:sz w:val="30"/>
+          <w:szCs w:val="30"/>
+          <w14:ligatures w14:val="none"/>
+        </w:rPr>
+      </w:pPr>
+      <w:r>
+        <w:rPr>
           <w:rFonts w:cs="Times New Roman" w:hint="eastAsia"/>
           <w:sz w:val="30"/>
           <w:szCs w:val="30"/>
           <w14:ligatures w14:val="none"/>
         </w:rPr>
+        <w:t>实验项目：数据库应用系统设计与</w:t>
+      </w:r>
+      <w:r>
+        <w:rPr>
+          <w:rFonts w:cs="Times New Roman"/>
+          <w:sz w:val="30"/>
+          <w:szCs w:val="30"/>
+          <w14:ligatures w14:val="none"/>
+        </w:rPr>
+        <w:t>实现</w:t>
+      </w:r>
+    </w:p>
+    <w:p>
+      <w:pPr>
+        <w:wordWrap/>
+        <w:spacing w:beforeLines="0" w:before="0" w:afterLines="0" w:after="0" w:line="240" w:lineRule="auto"/>
+        <w:ind w:firstLineChars="0" w:firstLine="2400"/>
+        <w:rPr>
+          <w:rFonts w:cs="Times New Roman"/>
+          <w:sz w:val="30"/>
+          <w:szCs w:val="30"/>
+          <w14:ligatures w14:val="none"/>
+        </w:rPr>
       </w:pPr>
       <w:r>
         <w:rPr>
@@ -167,16 +198,7 @@
           <w:szCs w:val="30"/>
           <w14:ligatures w14:val="none"/>
         </w:rPr>
-        <w:t>实验项目：数据库应用系统设计与</w:t>
-      </w:r>
-      <w:r>
-        <w:rPr>
-          <w:rFonts w:cs="Times New Roman"/>
-          <w:sz w:val="30"/>
-          <w:szCs w:val="30"/>
-          <w14:ligatures w14:val="none"/>
-        </w:rPr>
-        <w:t>实现</w:t>
+        <w:t>实验题目：</w:t>
       </w:r>
     </w:p>
     <w:p>
@@ -198,21 +220,8 @@
           <w:szCs w:val="30"/>
           <w14:ligatures w14:val="none"/>
         </w:rPr>
-        <w:t>实验题目：</w:t>
-      </w:r>
-    </w:p>
-    <w:p>
-      <w:pPr>
-        <w:wordWrap/>
-        <w:spacing w:beforeLines="0" w:before="0" w:afterLines="0" w:after="0" w:line="240" w:lineRule="auto"/>
-        <w:ind w:firstLineChars="0" w:firstLine="2400"/>
-        <w:rPr>
-          <w:rFonts w:cs="Times New Roman"/>
-          <w:sz w:val="30"/>
-          <w:szCs w:val="30"/>
-          <w14:ligatures w14:val="none"/>
-        </w:rPr>
-      </w:pPr>
+        <w:t>实验日期：</w:t>
+      </w:r>
       <w:r>
         <w:rPr>
           <w:rFonts w:cs="Times New Roman" w:hint="eastAsia"/>
@@ -220,7 +229,7 @@
           <w:szCs w:val="30"/>
           <w14:ligatures w14:val="none"/>
         </w:rPr>
-        <w:t>实验日期：</w:t>
+        <w:t>2026.4.13</w:t>
       </w:r>
     </w:p>
     <w:p>
@@ -522,7 +531,7 @@
               <w:ind w:firstLineChars="0" w:firstLine="0"/>
               <w:jc w:val="center"/>
               <w:rPr>
-                <w:rFonts w:cs="Times New Roman" w:hint="eastAsia"/>
+                <w:rFonts w:cs="Times New Roman"/>
                 <w:sz w:val="28"/>
                 <w:szCs w:val="28"/>
                 <w14:ligatures w14:val="none"/>
@@ -588,7 +597,7 @@
         <w:spacing w:beforeLines="0" w:before="0" w:afterLines="0" w:after="0" w:line="240" w:lineRule="auto"/>
         <w:ind w:leftChars="342" w:left="821" w:firstLineChars="0" w:firstLine="0"/>
         <w:rPr>
-          <w:rFonts w:ascii="华文隶书" w:eastAsia="华文隶书" w:cs="Times New Roman" w:hint="eastAsia"/>
+          <w:rFonts w:ascii="华文隶书" w:eastAsia="华文隶书" w:cs="Times New Roman"/>
           <w:sz w:val="84"/>
           <w:szCs w:val="84"/>
           <w14:ligatures w14:val="none"/>
@@ -631,9 +640,6 @@
       <w:pPr>
         <w:pStyle w:val="1"/>
         <w:spacing w:before="156" w:after="156"/>
-        <w:rPr>
-          <w:rFonts w:hint="eastAsia"/>
-        </w:rPr>
       </w:pPr>
       <w:r>
         <w:rPr>
@@ -648,7 +654,7 @@
         <w:spacing w:before="78" w:after="78" w:line="360" w:lineRule="auto"/>
         <w:ind w:firstLine="480"/>
         <w:rPr>
-          <w:rFonts w:ascii="宋体" w:hAnsi="宋体" w:hint="eastAsia"/>
+          <w:rFonts w:ascii="宋体" w:hAnsi="宋体"/>
         </w:rPr>
       </w:pPr>
       <w:r>
@@ -662,9 +668,6 @@
       <w:pPr>
         <w:pStyle w:val="1"/>
         <w:spacing w:before="156" w:after="156"/>
-        <w:rPr>
-          <w:rFonts w:hint="eastAsia"/>
-        </w:rPr>
       </w:pPr>
       <w:r>
         <w:rPr>
@@ -677,9 +680,6 @@
       <w:pPr>
         <w:spacing w:before="78" w:after="78"/>
         <w:ind w:firstLine="480"/>
-        <w:rPr>
-          <w:rFonts w:hint="eastAsia"/>
-        </w:rPr>
       </w:pPr>
       <w:r>
         <w:rPr>
@@ -698,9 +698,6 @@
       <w:pPr>
         <w:spacing w:before="78" w:after="78"/>
         <w:ind w:firstLine="480"/>
-        <w:rPr>
-          <w:rFonts w:hint="eastAsia"/>
-        </w:rPr>
       </w:pPr>
       <w:r>
         <w:rPr>
@@ -899,9 +896,6 @@
       <w:pPr>
         <w:spacing w:before="78" w:after="78"/>
         <w:ind w:firstLine="480"/>
-        <w:rPr>
-          <w:rFonts w:hint="eastAsia"/>
-        </w:rPr>
       </w:pPr>
       <w:r>
         <w:rPr>
@@ -914,94 +908,169 @@
           <w:rFonts w:hint="eastAsia"/>
         </w:rPr>
         <w:t>系统的实现与功能要求：</w:t>
+      </w:r>
+    </w:p>
+    <w:p>
+      <w:pPr>
+        <w:pStyle w:val="ad"/>
+        <w:numPr>
+          <w:ilvl w:val="0"/>
+          <w:numId w:val="11"/>
+        </w:numPr>
+        <w:spacing w:before="78" w:after="78"/>
+        <w:ind w:left="442" w:firstLineChars="0" w:hanging="442"/>
+      </w:pPr>
+      <w:r>
+        <w:rPr>
+          <w:rFonts w:hint="eastAsia"/>
+        </w:rPr>
+        <w:t>根据业务查询需求，使用索引、设计视图，并基于实际场景验证索引对系统查询效率的提升作用。</w:t>
+      </w:r>
+    </w:p>
+    <w:p>
+      <w:pPr>
+        <w:pStyle w:val="ad"/>
+        <w:numPr>
+          <w:ilvl w:val="0"/>
+          <w:numId w:val="11"/>
+        </w:numPr>
+        <w:spacing w:before="78" w:after="78"/>
+        <w:ind w:left="442" w:firstLineChars="0" w:hanging="442"/>
+      </w:pPr>
+      <w:r>
+        <w:rPr>
+          <w:rFonts w:hint="eastAsia"/>
+        </w:rPr>
+        <w:t>实现至少</w:t>
+      </w:r>
+      <w:r>
+        <w:rPr>
+          <w:rFonts w:hint="eastAsia"/>
+        </w:rPr>
+        <w:t>1</w:t>
+      </w:r>
+      <w:r>
+        <w:rPr>
+          <w:rFonts w:hint="eastAsia"/>
+        </w:rPr>
+        <w:t>个复杂查询功能，查询需基于</w:t>
+      </w:r>
+      <w:r>
+        <w:rPr>
+          <w:rFonts w:hint="eastAsia"/>
+        </w:rPr>
+        <w:t>3</w:t>
+      </w:r>
+      <w:r>
+        <w:rPr>
+          <w:rFonts w:hint="eastAsia"/>
+        </w:rPr>
+        <w:t>张及以上表的连接查询或带分组、排序的多层嵌套查询，贴合应用系统的实际业务需求（如多条件的统计查询、关联查询）。</w:t>
+      </w:r>
+    </w:p>
+    <w:p>
+      <w:pPr>
+        <w:pStyle w:val="ad"/>
+        <w:numPr>
+          <w:ilvl w:val="0"/>
+          <w:numId w:val="11"/>
+        </w:numPr>
+        <w:spacing w:before="78" w:after="78"/>
+        <w:ind w:left="442" w:firstLineChars="0" w:hanging="442"/>
+      </w:pPr>
+      <w:r>
+        <w:rPr>
+          <w:rFonts w:hint="eastAsia"/>
+        </w:rPr>
+        <w:t>在应用程序层体现完整性约束（数据库层设置主键、外键、非空、唯一、检查约束；应用程序层做参数校验），当用户执行违规操作（如插入重复主键、外键引用无效、非空字段为空等）时，能在交互界面给出明确、具体的中文警告和提示信息。</w:t>
+      </w:r>
+    </w:p>
+    <w:p>
+      <w:pPr>
+        <w:pStyle w:val="ad"/>
+        <w:numPr>
+          <w:ilvl w:val="0"/>
+          <w:numId w:val="11"/>
+        </w:numPr>
+        <w:spacing w:before="78" w:after="78"/>
+        <w:ind w:left="442" w:firstLineChars="0" w:hanging="442"/>
+      </w:pPr>
+      <w:r>
+        <w:rPr>
+          <w:rFonts w:hint="eastAsia"/>
+        </w:rPr>
+        <w:t>生成足够数量的测试数据（可借助</w:t>
+      </w:r>
+      <w:r>
+        <w:rPr>
+          <w:rFonts w:hint="eastAsia"/>
+        </w:rPr>
+        <w:t>AI</w:t>
+      </w:r>
+      <w:r>
+        <w:rPr>
+          <w:rFonts w:hint="eastAsia"/>
+        </w:rPr>
+        <w:t>工具）测试各种功能的查询效率，分析索引和视图的作用。</w:t>
       </w:r>
     </w:p>
     <w:p>
       <w:pPr>
         <w:spacing w:before="78" w:after="78"/>
         <w:ind w:firstLine="480"/>
-        <w:rPr>
-          <w:rFonts w:hint="eastAsia"/>
-        </w:rPr>
-      </w:pPr>
-      <w:r>
-        <w:rPr>
-          <w:rFonts w:hint="eastAsia"/>
-        </w:rPr>
-        <w:t xml:space="preserve">   a. </w:t>
-      </w:r>
-      <w:r>
-        <w:rPr>
-          <w:rFonts w:hint="eastAsia"/>
-        </w:rPr>
-        <w:t>根据业务查询需求，使用索引、设计视图，并基于实际场景验证索引对系统查询效率的提升作用。</w:t>
+      </w:pPr>
+      <w:r>
+        <w:rPr>
+          <w:rFonts w:hint="eastAsia"/>
+        </w:rPr>
+        <w:t xml:space="preserve">(6) </w:t>
+      </w:r>
+      <w:r>
+        <w:rPr>
+          <w:rFonts w:hint="eastAsia"/>
+        </w:rPr>
+        <w:t>选择适配开发语言的交互方式实现系统功能演示，可选择命令行交互或图形化简单界面：①命令行交互需有清晰的功能菜单进行操作；②图形化界面需</w:t>
+      </w:r>
+      <w:r>
+        <w:rPr>
+          <w:rFonts w:hint="eastAsia"/>
+        </w:rPr>
+        <w:lastRenderedPageBreak/>
+        <w:t>具备基础的操作模块（如数据增删改查、查询功能、数据统计），无需复杂的视觉设计。</w:t>
+      </w:r>
+    </w:p>
+    <w:p>
+      <w:pPr>
+        <w:pStyle w:val="1"/>
+        <w:spacing w:before="156" w:after="156"/>
+      </w:pPr>
+      <w:r>
+        <w:rPr>
+          <w:rFonts w:hint="eastAsia"/>
+        </w:rPr>
+        <w:t>设计思想</w:t>
+      </w:r>
+    </w:p>
+    <w:p>
+      <w:pPr>
+        <w:pStyle w:val="2"/>
+        <w:spacing w:before="156" w:after="156"/>
+      </w:pPr>
+      <w:r>
+        <w:t>需求描述</w:t>
       </w:r>
     </w:p>
     <w:p>
       <w:pPr>
         <w:spacing w:before="78" w:after="78"/>
         <w:ind w:firstLine="480"/>
-        <w:rPr>
-          <w:rFonts w:hint="eastAsia"/>
-        </w:rPr>
-      </w:pPr>
-      <w:r>
-        <w:rPr>
-          <w:rFonts w:hint="eastAsia"/>
-        </w:rPr>
-        <w:t xml:space="preserve">   b. </w:t>
-      </w:r>
-      <w:r>
-        <w:rPr>
-          <w:rFonts w:hint="eastAsia"/>
-        </w:rPr>
-        <w:t>实现至少</w:t>
-      </w:r>
-      <w:r>
-        <w:rPr>
-          <w:rFonts w:hint="eastAsia"/>
-        </w:rPr>
-        <w:t>1</w:t>
-      </w:r>
-      <w:r>
-        <w:rPr>
-          <w:rFonts w:hint="eastAsia"/>
-        </w:rPr>
-        <w:t>个复杂查询功能，查询需基于</w:t>
-      </w:r>
-      <w:r>
-        <w:rPr>
-          <w:rFonts w:hint="eastAsia"/>
-        </w:rPr>
-        <w:t>3</w:t>
-      </w:r>
-      <w:r>
-        <w:rPr>
-          <w:rFonts w:hint="eastAsia"/>
-        </w:rPr>
-        <w:t>张及以上表的连接查询或带分组、排序的多层嵌套查询，贴合应用系统的实际业务需求（如多条件的统计查询、关联查询）。</w:t>
-      </w:r>
+      </w:pPr>
     </w:p>
     <w:p>
       <w:pPr>
         <w:spacing w:before="78" w:after="78"/>
         <w:ind w:firstLine="480"/>
-        <w:rPr>
-          <w:rFonts w:hint="eastAsia"/>
-        </w:rPr>
-      </w:pPr>
-      <w:r>
-        <w:rPr>
-          <w:rFonts w:hint="eastAsia"/>
-        </w:rPr>
-        <w:t xml:space="preserve">   c. </w:t>
-      </w:r>
-      <w:r>
-        <w:rPr>
-          <w:rFonts w:hint="eastAsia"/>
-        </w:rPr>
-        <w:t>在应用程序层体现完整性约束（数据库层设置主键、外键、非空、唯一、检查约束；应用程序层做参数校验），当用户执行违规操作（如插入重复主键、外键引用无效、非空字段为空等）时，能在交互界面给出明确、具体的中文警告和提示信息。</w:t>
-      </w:r>
+      </w:pPr>
     </w:p>
     <w:p>
       <w:pPr>
@@ -1011,247 +1080,291 @@
           <w:rFonts w:hint="eastAsia"/>
         </w:rPr>
       </w:pPr>
-      <w:r>
-        <w:rPr>
-          <w:rFonts w:hint="eastAsia"/>
-        </w:rPr>
-        <w:t xml:space="preserve">   d. </w:t>
-      </w:r>
-      <w:r>
-        <w:rPr>
-          <w:rFonts w:hint="eastAsia"/>
-        </w:rPr>
-        <w:t>生成足够数量的测试数据（可借助</w:t>
-      </w:r>
-      <w:r>
-        <w:rPr>
-          <w:rFonts w:hint="eastAsia"/>
-        </w:rPr>
-        <w:t>AI</w:t>
-      </w:r>
-      <w:r>
-        <w:rPr>
-          <w:rFonts w:hint="eastAsia"/>
-        </w:rPr>
-        <w:t>工具）测试各种功能的查询效率，分析索引和视图的作用。</w:t>
+    </w:p>
+    <w:p>
+      <w:pPr>
+        <w:pStyle w:val="2"/>
+        <w:spacing w:before="156" w:after="156"/>
+      </w:pPr>
+      <w:r>
+        <w:rPr>
+          <w:rFonts w:hint="eastAsia"/>
+        </w:rPr>
+        <w:t>概念数据库设计</w:t>
+      </w:r>
+      <w:r>
+        <w:rPr>
+          <w:rFonts w:hint="eastAsia"/>
+        </w:rPr>
+        <w:t>(ER</w:t>
+      </w:r>
+      <w:r>
+        <w:rPr>
+          <w:rFonts w:hint="eastAsia"/>
+        </w:rPr>
+        <w:t>图或</w:t>
+      </w:r>
+      <w:r>
+        <w:rPr>
+          <w:rFonts w:hint="eastAsia"/>
+        </w:rPr>
+        <w:t>IDEF1X</w:t>
+      </w:r>
+      <w:r>
+        <w:rPr>
+          <w:rFonts w:hint="eastAsia"/>
+        </w:rPr>
+        <w:t>图设计，详细描述实体和联系</w:t>
+      </w:r>
+      <w:r>
+        <w:rPr>
+          <w:rFonts w:hint="eastAsia"/>
+        </w:rPr>
+        <w:t>)</w:t>
+      </w:r>
+    </w:p>
+    <w:p>
+      <w:pPr>
+        <w:spacing w:before="78" w:after="78" w:line="360" w:lineRule="auto"/>
+        <w:ind w:firstLine="480"/>
+        <w:rPr>
+          <w:rFonts w:ascii="宋体" w:hAnsi="宋体"/>
+        </w:rPr>
+      </w:pPr>
+    </w:p>
+    <w:p>
+      <w:pPr>
+        <w:spacing w:before="78" w:after="78" w:line="360" w:lineRule="auto"/>
+        <w:ind w:firstLine="480"/>
+        <w:rPr>
+          <w:rFonts w:ascii="宋体" w:hAnsi="宋体"/>
+        </w:rPr>
+      </w:pPr>
+    </w:p>
+    <w:p>
+      <w:pPr>
+        <w:spacing w:before="78" w:after="78" w:line="360" w:lineRule="auto"/>
+        <w:ind w:firstLine="480"/>
+        <w:rPr>
+          <w:rFonts w:ascii="宋体" w:hAnsi="宋体" w:hint="eastAsia"/>
+        </w:rPr>
+      </w:pPr>
+    </w:p>
+    <w:p>
+      <w:pPr>
+        <w:pStyle w:val="2"/>
+        <w:spacing w:before="156" w:after="156"/>
+      </w:pPr>
+      <w:r>
+        <w:rPr>
+          <w:rFonts w:hint="eastAsia"/>
+        </w:rPr>
+        <w:t>逻辑数据库和物理数据库设计</w:t>
+      </w:r>
+      <w:r>
+        <w:rPr>
+          <w:rFonts w:hint="eastAsia"/>
+        </w:rPr>
+        <w:t>(</w:t>
+      </w:r>
+      <w:r>
+        <w:rPr>
+          <w:rFonts w:hint="eastAsia"/>
+        </w:rPr>
+        <w:t>能够解释如何从概念数据库设计逻辑数据库，并根据关系模式分析数据库。解释设计的数据库表，属性，类型和约束等</w:t>
+      </w:r>
+      <w:r>
+        <w:rPr>
+          <w:rFonts w:hint="eastAsia"/>
+        </w:rPr>
+        <w:t>)</w:t>
+      </w:r>
+    </w:p>
+    <w:p>
+      <w:pPr>
+        <w:spacing w:before="78" w:after="78" w:line="360" w:lineRule="auto"/>
+        <w:ind w:firstLine="480"/>
+        <w:rPr>
+          <w:rFonts w:ascii="宋体" w:hAnsi="宋体"/>
+        </w:rPr>
+      </w:pPr>
+    </w:p>
+    <w:p>
+      <w:pPr>
+        <w:spacing w:before="78" w:after="78" w:line="360" w:lineRule="auto"/>
+        <w:ind w:firstLine="480"/>
+        <w:rPr>
+          <w:rFonts w:ascii="宋体" w:hAnsi="宋体"/>
+        </w:rPr>
+      </w:pPr>
+    </w:p>
+    <w:p>
+      <w:pPr>
+        <w:spacing w:before="78" w:after="78" w:line="360" w:lineRule="auto"/>
+        <w:ind w:firstLine="480"/>
+        <w:rPr>
+          <w:rFonts w:ascii="宋体" w:hAnsi="宋体" w:hint="eastAsia"/>
+        </w:rPr>
+      </w:pPr>
+    </w:p>
+    <w:p>
+      <w:pPr>
+        <w:pStyle w:val="2"/>
+        <w:spacing w:before="156" w:after="156"/>
+      </w:pPr>
+      <w:r>
+        <w:rPr>
+          <w:rFonts w:hint="eastAsia"/>
+        </w:rPr>
+        <w:t>数据库表</w:t>
+      </w:r>
+    </w:p>
+    <w:p>
+      <w:pPr>
+        <w:spacing w:before="78" w:after="78" w:line="360" w:lineRule="auto"/>
+        <w:ind w:firstLine="480"/>
+        <w:rPr>
+          <w:rFonts w:ascii="宋体" w:hAnsi="宋体"/>
+        </w:rPr>
+      </w:pPr>
+    </w:p>
+    <w:p>
+      <w:pPr>
+        <w:spacing w:before="78" w:after="78" w:line="360" w:lineRule="auto"/>
+        <w:ind w:firstLine="480"/>
+        <w:rPr>
+          <w:rFonts w:ascii="宋体" w:hAnsi="宋体"/>
+        </w:rPr>
+      </w:pPr>
+    </w:p>
+    <w:p>
+      <w:pPr>
+        <w:spacing w:before="78" w:after="78" w:line="360" w:lineRule="auto"/>
+        <w:ind w:firstLine="480"/>
+        <w:rPr>
+          <w:rFonts w:ascii="宋体" w:hAnsi="宋体" w:hint="eastAsia"/>
+        </w:rPr>
+      </w:pPr>
+    </w:p>
+    <w:p>
+      <w:pPr>
+        <w:pStyle w:val="2"/>
+        <w:spacing w:before="156" w:after="156"/>
+      </w:pPr>
+      <w:r>
+        <w:rPr>
+          <w:rFonts w:hint="eastAsia"/>
+        </w:rPr>
+        <w:lastRenderedPageBreak/>
+        <w:t>程序实现（必要的功能流程图，关键数据结构和函数的实现）</w:t>
+      </w:r>
+    </w:p>
+    <w:p>
+      <w:pPr>
+        <w:spacing w:before="78" w:after="78" w:line="360" w:lineRule="auto"/>
+        <w:ind w:firstLine="480"/>
+        <w:rPr>
+          <w:rFonts w:ascii="宋体" w:hAnsi="宋体"/>
+        </w:rPr>
+      </w:pPr>
+    </w:p>
+    <w:p>
+      <w:pPr>
+        <w:spacing w:before="78" w:after="78" w:line="360" w:lineRule="auto"/>
+        <w:ind w:firstLine="480"/>
+        <w:rPr>
+          <w:rFonts w:ascii="宋体" w:hAnsi="宋体"/>
+        </w:rPr>
+      </w:pPr>
+    </w:p>
+    <w:p>
+      <w:pPr>
+        <w:spacing w:before="78" w:after="78" w:line="360" w:lineRule="auto"/>
+        <w:ind w:firstLine="480"/>
+        <w:rPr>
+          <w:rFonts w:ascii="宋体" w:hAnsi="宋体" w:hint="eastAsia"/>
+        </w:rPr>
+      </w:pPr>
+    </w:p>
+    <w:p>
+      <w:pPr>
+        <w:pStyle w:val="1"/>
+        <w:spacing w:before="156" w:after="156"/>
+        <w:rPr>
+          <w:b/>
+        </w:rPr>
+      </w:pPr>
+      <w:r>
+        <w:rPr>
+          <w:rFonts w:hint="eastAsia"/>
+          <w:bCs/>
+        </w:rPr>
+        <w:t>测试结果</w:t>
+      </w:r>
+      <w:r>
+        <w:rPr>
+          <w:rFonts w:hint="eastAsia"/>
+          <w:bCs/>
+        </w:rPr>
+        <w:t>(</w:t>
+      </w:r>
+      <w:r>
+        <w:rPr>
+          <w:rFonts w:hint="eastAsia"/>
+        </w:rPr>
+        <w:t>满足实验要求的结果截图</w:t>
+      </w:r>
+      <w:r>
+        <w:rPr>
+          <w:rFonts w:hint="eastAsia"/>
+        </w:rPr>
+        <w:t>)</w:t>
+      </w:r>
+    </w:p>
+    <w:p>
+      <w:pPr>
+        <w:spacing w:before="78" w:after="78" w:line="360" w:lineRule="auto"/>
+        <w:ind w:firstLine="480"/>
+        <w:rPr>
+          <w:rFonts w:ascii="宋体" w:hAnsi="宋体"/>
+        </w:rPr>
+      </w:pPr>
+    </w:p>
+    <w:p>
+      <w:pPr>
+        <w:spacing w:before="78" w:after="78" w:line="360" w:lineRule="auto"/>
+        <w:ind w:firstLine="480"/>
+        <w:rPr>
+          <w:rFonts w:ascii="宋体" w:hAnsi="宋体"/>
+        </w:rPr>
+      </w:pPr>
+    </w:p>
+    <w:p>
+      <w:pPr>
+        <w:spacing w:before="78" w:after="78" w:line="360" w:lineRule="auto"/>
+        <w:ind w:firstLine="480"/>
+        <w:rPr>
+          <w:rFonts w:ascii="宋体" w:hAnsi="宋体" w:hint="eastAsia"/>
+        </w:rPr>
+      </w:pPr>
+    </w:p>
+    <w:p>
+      <w:pPr>
+        <w:pStyle w:val="1"/>
+        <w:spacing w:before="156" w:after="156"/>
+      </w:pPr>
+      <w:r>
+        <w:rPr>
+          <w:rFonts w:hint="eastAsia"/>
+        </w:rPr>
+        <w:t>经验体会与不足</w:t>
       </w:r>
     </w:p>
     <w:p>
       <w:pPr>
         <w:spacing w:before="78" w:after="78"/>
         <w:ind w:firstLine="480"/>
-        <w:rPr>
-          <w:rFonts w:hint="eastAsia"/>
-        </w:rPr>
-      </w:pPr>
-      <w:r>
-        <w:rPr>
-          <w:rFonts w:hint="eastAsia"/>
-        </w:rPr>
-        <w:t xml:space="preserve">(6) </w:t>
-      </w:r>
-      <w:r>
-        <w:rPr>
-          <w:rFonts w:hint="eastAsia"/>
-        </w:rPr>
-        <w:t>选择适配开发语言的交互方式实现系统功能演示，可选择命令行交互或</w:t>
-      </w:r>
-      <w:r>
-        <w:rPr>
-          <w:rFonts w:hint="eastAsia"/>
-        </w:rPr>
-        <w:lastRenderedPageBreak/>
-        <w:t>图形化简单界面：①命令行交互需有清晰的功能菜单进行操作；②图形化界面需具备基础的操作模块（如数据增删改查、查询功能、数据统计），无需复杂的视觉设计。</w:t>
-      </w:r>
-    </w:p>
-    <w:p>
-      <w:pPr>
-        <w:pStyle w:val="1"/>
-        <w:spacing w:before="156" w:after="156"/>
-        <w:rPr>
-          <w:rFonts w:hint="eastAsia"/>
-        </w:rPr>
-      </w:pPr>
-      <w:r>
-        <w:rPr>
-          <w:rFonts w:hint="eastAsia"/>
-        </w:rPr>
-        <w:t>设计思想</w:t>
-      </w:r>
-    </w:p>
-    <w:p>
-      <w:pPr>
-        <w:spacing w:before="78" w:after="78" w:line="360" w:lineRule="auto"/>
-        <w:ind w:firstLine="480"/>
-        <w:rPr>
-          <w:rFonts w:ascii="宋体" w:hAnsi="宋体"/>
-        </w:rPr>
-      </w:pPr>
-      <w:r>
-        <w:rPr>
-          <w:rFonts w:ascii="宋体" w:hAnsi="宋体" w:hint="eastAsia"/>
-        </w:rPr>
-        <w:t>1．</w:t>
-      </w:r>
-      <w:r>
-        <w:rPr>
-          <w:rFonts w:hint="eastAsia"/>
-        </w:rPr>
-        <w:t>概念数据库设计</w:t>
-      </w:r>
-      <w:r>
-        <w:rPr>
-          <w:rFonts w:ascii="宋体" w:hAnsi="宋体" w:hint="eastAsia"/>
-        </w:rPr>
-        <w:t>(ER图或IDEF1X图设计，详细描述实体和联系)</w:t>
-      </w:r>
-    </w:p>
-    <w:p>
-      <w:pPr>
-        <w:spacing w:before="78" w:after="78" w:line="360" w:lineRule="auto"/>
-        <w:ind w:firstLine="480"/>
-        <w:rPr>
-          <w:rFonts w:ascii="宋体" w:hAnsi="宋体" w:hint="eastAsia"/>
-        </w:rPr>
-      </w:pPr>
-    </w:p>
-    <w:p>
-      <w:pPr>
-        <w:spacing w:before="78" w:after="78" w:line="360" w:lineRule="auto"/>
-        <w:ind w:firstLine="480"/>
-        <w:rPr>
-          <w:rFonts w:ascii="宋体" w:hAnsi="宋体"/>
-        </w:rPr>
-      </w:pPr>
-      <w:r>
-        <w:rPr>
-          <w:rFonts w:ascii="宋体" w:hAnsi="宋体" w:hint="eastAsia"/>
-        </w:rPr>
-        <w:t>2．逻辑数据库和物理数据库设计(能够解释如何从概念数据库设计逻辑数据库，并根据关系模式分析数据库。解释设计的数据库表，属性，类型和约束等)</w:t>
-      </w:r>
-    </w:p>
-    <w:p>
-      <w:pPr>
-        <w:spacing w:before="78" w:after="78" w:line="360" w:lineRule="auto"/>
-        <w:ind w:firstLine="480"/>
-        <w:rPr>
-          <w:rFonts w:ascii="宋体" w:hAnsi="宋体"/>
-        </w:rPr>
-      </w:pPr>
-    </w:p>
-    <w:p>
-      <w:pPr>
-        <w:spacing w:before="78" w:after="78" w:line="360" w:lineRule="auto"/>
-        <w:ind w:firstLine="480"/>
-        <w:rPr>
-          <w:rFonts w:ascii="宋体" w:hAnsi="宋体"/>
-        </w:rPr>
-      </w:pPr>
-      <w:r>
-        <w:rPr>
-          <w:rFonts w:ascii="宋体" w:hAnsi="宋体"/>
-        </w:rPr>
-        <w:t xml:space="preserve">3. </w:t>
-      </w:r>
-      <w:r>
-        <w:rPr>
-          <w:rFonts w:ascii="宋体" w:hAnsi="宋体" w:hint="eastAsia"/>
-        </w:rPr>
-        <w:t>数据库表</w:t>
-      </w:r>
-    </w:p>
-    <w:p>
-      <w:pPr>
-        <w:spacing w:before="78" w:after="78" w:line="360" w:lineRule="auto"/>
-        <w:ind w:firstLine="480"/>
-        <w:rPr>
-          <w:rFonts w:ascii="宋体" w:hAnsi="宋体" w:hint="eastAsia"/>
-        </w:rPr>
-      </w:pPr>
-    </w:p>
-    <w:p>
-      <w:pPr>
-        <w:spacing w:before="78" w:after="78" w:line="360" w:lineRule="auto"/>
-        <w:ind w:firstLine="480"/>
-        <w:rPr>
-          <w:rFonts w:ascii="宋体" w:hAnsi="宋体"/>
-        </w:rPr>
-      </w:pPr>
-      <w:r>
-        <w:rPr>
-          <w:rFonts w:ascii="宋体" w:hAnsi="宋体" w:hint="eastAsia"/>
-        </w:rPr>
-        <w:t>4. 程序实现（必要的功能流程图，关键数据结构和函数的实现）</w:t>
-      </w:r>
-    </w:p>
-    <w:p>
-      <w:pPr>
-        <w:spacing w:before="78" w:after="78" w:line="360" w:lineRule="auto"/>
-        <w:ind w:firstLine="480"/>
-        <w:rPr>
-          <w:rFonts w:ascii="宋体" w:hAnsi="宋体" w:hint="eastAsia"/>
-        </w:rPr>
-      </w:pPr>
-    </w:p>
-    <w:p>
-      <w:pPr>
-        <w:pStyle w:val="1"/>
-        <w:spacing w:before="156" w:after="156"/>
-        <w:rPr>
-          <w:rFonts w:hint="eastAsia"/>
-          <w:b/>
-        </w:rPr>
-      </w:pPr>
-      <w:r>
-        <w:rPr>
-          <w:rFonts w:hint="eastAsia"/>
-          <w:bCs/>
-        </w:rPr>
-        <w:t>测试结果</w:t>
-      </w:r>
-      <w:r>
-        <w:rPr>
-          <w:rFonts w:hint="eastAsia"/>
-          <w:bCs/>
-        </w:rPr>
-        <w:t>(</w:t>
-      </w:r>
-      <w:r>
-        <w:rPr>
-          <w:rFonts w:hint="eastAsia"/>
-        </w:rPr>
-        <w:t>满足实验要求的结果截图</w:t>
-      </w:r>
-      <w:r>
-        <w:rPr>
-          <w:rFonts w:hint="eastAsia"/>
-        </w:rPr>
-        <w:t>)</w:t>
-      </w:r>
-    </w:p>
-    <w:p>
-      <w:pPr>
-        <w:spacing w:before="78" w:after="78" w:line="360" w:lineRule="auto"/>
-        <w:ind w:firstLine="480"/>
-        <w:rPr>
-          <w:rFonts w:ascii="宋体" w:hAnsi="宋体" w:hint="eastAsia"/>
-        </w:rPr>
-      </w:pPr>
-    </w:p>
-    <w:p>
-      <w:pPr>
-        <w:pStyle w:val="1"/>
-        <w:spacing w:before="156" w:after="156"/>
-        <w:rPr>
-          <w:rFonts w:hint="eastAsia"/>
-        </w:rPr>
-      </w:pPr>
-      <w:r>
-        <w:rPr>
-          <w:rFonts w:hint="eastAsia"/>
-        </w:rPr>
-        <w:t>经验体会与不足</w:t>
-      </w:r>
+      </w:pPr>
     </w:p>
     <w:p>
       <w:pPr>
@@ -1263,15 +1376,6 @@
       <w:pPr>
         <w:spacing w:before="78" w:after="78"/>
         <w:ind w:firstLine="480"/>
-      </w:pPr>
-    </w:p>
-    <w:p>
-      <w:pPr>
-        <w:spacing w:before="78" w:after="78"/>
-        <w:ind w:firstLine="480"/>
-        <w:rPr>
-          <w:rFonts w:hint="eastAsia"/>
-        </w:rPr>
       </w:pPr>
     </w:p>
     <w:sectPr>
@@ -1419,6 +1523,95 @@
 <file path=word/numbering.xml><?xml version="1.0" encoding="utf-8"?>
 <w:numbering xmlns:wpc="http://schemas.microsoft.com/office/word/2010/wordprocessingCanvas" xmlns:cx="http://schemas.microsoft.com/office/drawing/2014/chartex" xmlns:cx1="http://schemas.microsoft.com/office/drawing/2015/9/8/chartex" xmlns:cx2="http://schemas.microsoft.com/office/drawing/2015/10/21/chartex" xmlns:cx3="http://schemas.microsoft.com/office/drawing/2016/5/9/chartex" xmlns:cx4="http://schemas.microsoft.com/office/drawing/2016/5/10/chartex" xmlns:cx5="http://schemas.microsoft.com/office/drawing/2016/5/11/chartex" xmlns:cx6="http://schemas.microsoft.com/office/drawing/2016/5/12/chartex" xmlns:cx7="http://schemas.microsoft.com/office/drawing/2016/5/13/chartex" xmlns:cx8="http://schemas.microsoft.com/office/drawing/2016/5/14/chartex" xmlns:mc="http://schemas.openxmlformats.org/markup-compatibility/2006" xmlns:aink="http://schemas.microsoft.com/office/drawing/2016/ink" xmlns:am3d="http://schemas.microsoft.com/office/drawing/2017/model3d" xmlns:o="urn:schemas-microsoft-com:office:office" xmlns:oel="http://schemas.microsoft.com/office/2019/extlst" xmlns:r="http://schemas.openxmlformats.org/officeDocument/2006/relationships" xmlns:m="http://schemas.openxmlformats.org/officeDocument/2006/math" xmlns:v="urn:schemas-microsoft-com:vml" xmlns:wp14="http://schemas.microsoft.com/office/word/2010/wordprocessingDrawing" xmlns:wp="http://schemas.openxmlformats.org/drawingml/2006/wordprocessingDrawing" xmlns:w10="urn:schemas-microsoft-com:office:word" xmlns:w="http://schemas.openxmlformats.org/wordprocessingml/2006/main" xmlns:w14="http://schemas.microsoft.com/office/word/2010/wordml" xmlns:w15="http://schemas.microsoft.com/office/word/2012/wordml" xmlns:w16cex="http://schemas.microsoft.com/office/word/2018/wordml/cex" xmlns:w16cid="http://schemas.microsoft.com/office/word/2016/wordml/cid" xmlns:w16="http://schemas.microsoft.com/office/word/2018/wordml" xmlns:w16du="http://schemas.microsoft.com/office/word/2023/wordml/word16du" xmlns:w16sdtdh="http://schemas.microsoft.com/office/word/2020/wordml/sdtdatahash" xmlns:w16sdtfl="http://schemas.microsoft.com/office/word/2024/wordml/sdtformatlock" xmlns:w16se="http://schemas.microsoft.com/office/word/2015/wordml/symex" xmlns:wpg="http://schemas.microsoft.com/office/word/2010/wordprocessingGroup" xmlns:wpi="http://schemas.microsoft.com/office/word/2010/wordprocessingInk" xmlns:wne="http://schemas.microsoft.com/office/word/2006/wordml" xmlns:wps="http://schemas.microsoft.com/office/word/2010/wordprocessingShape" mc:Ignorable="w14 w15 w16se w16cid w16 w16cex w16sdtdh w16sdtfl w16du wp14">
   <w:abstractNum w:abstractNumId="0" w15:restartNumberingAfterBreak="0">
+    <w:nsid w:val="0BDF16FA"/>
+    <w:multiLevelType w:val="hybridMultilevel"/>
+    <w:tmpl w:val="8D7C482A"/>
+    <w:lvl w:ilvl="0" w:tplc="F8903430">
+      <w:start w:val="1"/>
+      <w:numFmt w:val="lowerLetter"/>
+      <w:lvlText w:val="%1."/>
+      <w:lvlJc w:val="left"/>
+      <w:pPr>
+        <w:ind w:left="840" w:hanging="360"/>
+      </w:pPr>
+      <w:rPr>
+        <w:rFonts w:hint="default"/>
+      </w:rPr>
+    </w:lvl>
+    <w:lvl w:ilvl="1" w:tplc="04090019" w:tentative="1">
+      <w:start w:val="1"/>
+      <w:numFmt w:val="lowerLetter"/>
+      <w:lvlText w:val="%2)"/>
+      <w:lvlJc w:val="left"/>
+      <w:pPr>
+        <w:ind w:left="1360" w:hanging="440"/>
+      </w:pPr>
+    </w:lvl>
+    <w:lvl w:ilvl="2" w:tplc="0409001B" w:tentative="1">
+      <w:start w:val="1"/>
+      <w:numFmt w:val="lowerRoman"/>
+      <w:lvlText w:val="%3."/>
+      <w:lvlJc w:val="right"/>
+      <w:pPr>
+        <w:ind w:left="1800" w:hanging="440"/>
+      </w:pPr>
+    </w:lvl>
+    <w:lvl w:ilvl="3" w:tplc="0409000F" w:tentative="1">
+      <w:start w:val="1"/>
+      <w:numFmt w:val="decimal"/>
+      <w:lvlText w:val="%4."/>
+      <w:lvlJc w:val="left"/>
+      <w:pPr>
+        <w:ind w:left="2240" w:hanging="440"/>
+      </w:pPr>
+    </w:lvl>
+    <w:lvl w:ilvl="4" w:tplc="04090019" w:tentative="1">
+      <w:start w:val="1"/>
+      <w:numFmt w:val="lowerLetter"/>
+      <w:lvlText w:val="%5)"/>
+      <w:lvlJc w:val="left"/>
+      <w:pPr>
+        <w:ind w:left="2680" w:hanging="440"/>
+      </w:pPr>
+    </w:lvl>
+    <w:lvl w:ilvl="5" w:tplc="0409001B" w:tentative="1">
+      <w:start w:val="1"/>
+      <w:numFmt w:val="lowerRoman"/>
+      <w:lvlText w:val="%6."/>
+      <w:lvlJc w:val="right"/>
+      <w:pPr>
+        <w:ind w:left="3120" w:hanging="440"/>
+      </w:pPr>
+    </w:lvl>
+    <w:lvl w:ilvl="6" w:tplc="0409000F" w:tentative="1">
+      <w:start w:val="1"/>
+      <w:numFmt w:val="decimal"/>
+      <w:lvlText w:val="%7."/>
+      <w:lvlJc w:val="left"/>
+      <w:pPr>
+        <w:ind w:left="3560" w:hanging="440"/>
+      </w:pPr>
+    </w:lvl>
+    <w:lvl w:ilvl="7" w:tplc="04090019" w:tentative="1">
+      <w:start w:val="1"/>
+      <w:numFmt w:val="lowerLetter"/>
+      <w:lvlText w:val="%8)"/>
+      <w:lvlJc w:val="left"/>
+      <w:pPr>
+        <w:ind w:left="4000" w:hanging="440"/>
+      </w:pPr>
+    </w:lvl>
+    <w:lvl w:ilvl="8" w:tplc="0409001B" w:tentative="1">
+      <w:start w:val="1"/>
+      <w:numFmt w:val="lowerRoman"/>
+      <w:lvlText w:val="%9."/>
+      <w:lvlJc w:val="right"/>
+      <w:pPr>
+        <w:ind w:left="4440" w:hanging="440"/>
+      </w:pPr>
+    </w:lvl>
+  </w:abstractNum>
+  <w:abstractNum w:abstractNumId="1" w15:restartNumberingAfterBreak="0">
     <w:nsid w:val="62D53FA0"/>
     <w:multiLevelType w:val="multilevel"/>
     <w:tmpl w:val="7952E268"/>
@@ -1542,34 +1735,126 @@
       </w:rPr>
     </w:lvl>
   </w:abstractNum>
+  <w:abstractNum w:abstractNumId="2" w15:restartNumberingAfterBreak="0">
+    <w:nsid w:val="74842CFC"/>
+    <w:multiLevelType w:val="hybridMultilevel"/>
+    <w:tmpl w:val="6502526C"/>
+    <w:lvl w:ilvl="0" w:tplc="04090019">
+      <w:start w:val="1"/>
+      <w:numFmt w:val="lowerLetter"/>
+      <w:lvlText w:val="%1)"/>
+      <w:lvlJc w:val="left"/>
+      <w:pPr>
+        <w:ind w:left="920" w:hanging="440"/>
+      </w:pPr>
+    </w:lvl>
+    <w:lvl w:ilvl="1" w:tplc="04090019" w:tentative="1">
+      <w:start w:val="1"/>
+      <w:numFmt w:val="lowerLetter"/>
+      <w:lvlText w:val="%2)"/>
+      <w:lvlJc w:val="left"/>
+      <w:pPr>
+        <w:ind w:left="1360" w:hanging="440"/>
+      </w:pPr>
+    </w:lvl>
+    <w:lvl w:ilvl="2" w:tplc="0409001B" w:tentative="1">
+      <w:start w:val="1"/>
+      <w:numFmt w:val="lowerRoman"/>
+      <w:lvlText w:val="%3."/>
+      <w:lvlJc w:val="right"/>
+      <w:pPr>
+        <w:ind w:left="1800" w:hanging="440"/>
+      </w:pPr>
+    </w:lvl>
+    <w:lvl w:ilvl="3" w:tplc="0409000F" w:tentative="1">
+      <w:start w:val="1"/>
+      <w:numFmt w:val="decimal"/>
+      <w:lvlText w:val="%4."/>
+      <w:lvlJc w:val="left"/>
+      <w:pPr>
+        <w:ind w:left="2240" w:hanging="440"/>
+      </w:pPr>
+    </w:lvl>
+    <w:lvl w:ilvl="4" w:tplc="04090019" w:tentative="1">
+      <w:start w:val="1"/>
+      <w:numFmt w:val="lowerLetter"/>
+      <w:lvlText w:val="%5)"/>
+      <w:lvlJc w:val="left"/>
+      <w:pPr>
+        <w:ind w:left="2680" w:hanging="440"/>
+      </w:pPr>
+    </w:lvl>
+    <w:lvl w:ilvl="5" w:tplc="0409001B" w:tentative="1">
+      <w:start w:val="1"/>
+      <w:numFmt w:val="lowerRoman"/>
+      <w:lvlText w:val="%6."/>
+      <w:lvlJc w:val="right"/>
+      <w:pPr>
+        <w:ind w:left="3120" w:hanging="440"/>
+      </w:pPr>
+    </w:lvl>
+    <w:lvl w:ilvl="6" w:tplc="0409000F" w:tentative="1">
+      <w:start w:val="1"/>
+      <w:numFmt w:val="decimal"/>
+      <w:lvlText w:val="%7."/>
+      <w:lvlJc w:val="left"/>
+      <w:pPr>
+        <w:ind w:left="3560" w:hanging="440"/>
+      </w:pPr>
+    </w:lvl>
+    <w:lvl w:ilvl="7" w:tplc="04090019" w:tentative="1">
+      <w:start w:val="1"/>
+      <w:numFmt w:val="lowerLetter"/>
+      <w:lvlText w:val="%8)"/>
+      <w:lvlJc w:val="left"/>
+      <w:pPr>
+        <w:ind w:left="4000" w:hanging="440"/>
+      </w:pPr>
+    </w:lvl>
+    <w:lvl w:ilvl="8" w:tplc="0409001B" w:tentative="1">
+      <w:start w:val="1"/>
+      <w:numFmt w:val="lowerRoman"/>
+      <w:lvlText w:val="%9."/>
+      <w:lvlJc w:val="right"/>
+      <w:pPr>
+        <w:ind w:left="4440" w:hanging="440"/>
+      </w:pPr>
+    </w:lvl>
+  </w:abstractNum>
   <w:num w:numId="1" w16cid:durableId="1130712642">
-    <w:abstractNumId w:val="0"/>
+    <w:abstractNumId w:val="1"/>
   </w:num>
   <w:num w:numId="2" w16cid:durableId="1818112845">
-    <w:abstractNumId w:val="0"/>
+    <w:abstractNumId w:val="1"/>
   </w:num>
   <w:num w:numId="3" w16cid:durableId="547957405">
-    <w:abstractNumId w:val="0"/>
+    <w:abstractNumId w:val="1"/>
   </w:num>
   <w:num w:numId="4" w16cid:durableId="282813979">
-    <w:abstractNumId w:val="0"/>
+    <w:abstractNumId w:val="1"/>
   </w:num>
   <w:num w:numId="5" w16cid:durableId="1447387885">
-    <w:abstractNumId w:val="0"/>
+    <w:abstractNumId w:val="1"/>
   </w:num>
   <w:num w:numId="6" w16cid:durableId="1589118175">
-    <w:abstractNumId w:val="0"/>
+    <w:abstractNumId w:val="1"/>
   </w:num>
   <w:num w:numId="7" w16cid:durableId="107430739">
-    <w:abstractNumId w:val="0"/>
+    <w:abstractNumId w:val="1"/>
   </w:num>
   <w:num w:numId="8" w16cid:durableId="679504548">
-    <w:abstractNumId w:val="0"/>
+    <w:abstractNumId w:val="1"/>
   </w:num>
   <w:num w:numId="9" w16cid:durableId="393434929">
-    <w:abstractNumId w:val="0"/>
+    <w:abstractNumId w:val="1"/>
   </w:num>
   <w:num w:numId="10" w16cid:durableId="1911500453">
+    <w:abstractNumId w:val="1"/>
+  </w:num>
+  <w:num w:numId="11" w16cid:durableId="1651515046">
+    <w:abstractNumId w:val="2"/>
+  </w:num>
+  <w:num w:numId="12" w16cid:durableId="1160272598">
     <w:abstractNumId w:val="0"/>
   </w:num>
 </w:numbering>
@@ -2195,7 +2480,6 @@
   <w:style w:type="character" w:default="1" w:styleId="a0">
     <w:name w:val="Default Paragraph Font"/>
     <w:uiPriority w:val="1"/>
-    <w:semiHidden/>
     <w:unhideWhenUsed/>
   </w:style>
   <w:style w:type="table" w:default="1" w:styleId="a1">
